--- a/docx_resources/Вечірня-Утреня/В,У - Квітна Тріодь/pascha-3/3-1-ВУ.docx
+++ b/docx_resources/Вечірня-Утреня/В,У - Квітна Тріодь/pascha-3/3-1-ВУ.docx
@@ -64,7 +64,7 @@
     </w:p>
     <w:p>
       <w:pPr>
-        <w:pStyle w:val="Heading1"/>
+        <w:pStyle w:val="1"/>
         <w:spacing w:after="120"/>
         <w:jc w:val="center"/>
         <w:rPr>
@@ -76,7 +76,6 @@
         <w:rPr>
           <w:rFonts w:ascii="Times New Roman" w:hAnsi="Times New Roman" w:cs="Times New Roman"/>
           <w:b/>
-          <w:sz w:val="24"/>
         </w:rPr>
         <w:t>ВЕЧІРНЯ</w:t>
       </w:r>
@@ -414,7 +413,7 @@
     </w:p>
     <w:p>
       <w:pPr>
-        <w:pStyle w:val="Heading2"/>
+        <w:pStyle w:val="2"/>
         <w:spacing w:before="0" w:after="120"/>
         <w:jc w:val="center"/>
         <w:rPr>
@@ -487,14 +486,14 @@
           <w:rFonts w:ascii="Times New Roman" w:hAnsi="Times New Roman"/>
           <w:sz w:val="24"/>
         </w:rPr>
-        <w:t>Із хмар собі́ ро́биш колісни́</w:t>
-      </w:r>
-      <w:r>
-        <w:rPr>
-          <w:rFonts w:ascii="Times New Roman" w:hAnsi="Times New Roman"/>
-          <w:sz w:val="24"/>
-        </w:rPr>
-        <w:t>цю,* хо́диш на кри́лах ві́тру.</w:t>
+        <w:t xml:space="preserve">Із </w:t>
+      </w:r>
+      <w:r>
+        <w:rPr>
+          <w:rFonts w:ascii="Times New Roman" w:hAnsi="Times New Roman"/>
+          <w:sz w:val="24"/>
+        </w:rPr>
+        <w:t>хмар собі́ ро́биш колісни́цю,* хо́диш на кри́лах ві́тру.</w:t>
       </w:r>
     </w:p>
     <w:p>
@@ -533,27 +532,27 @@
           <w:rFonts w:ascii="Times New Roman" w:hAnsi="Times New Roman"/>
           <w:sz w:val="24"/>
         </w:rPr>
-        <w:t>Безо́днею, немо́в оде́жею, покри́в її́,* по́над го́рами ста́ли во́ди.</w:t>
-      </w:r>
-    </w:p>
-    <w:p>
-      <w:pPr>
-        <w:spacing w:after="120"/>
-        <w:jc w:val="both"/>
-      </w:pPr>
-      <w:r>
-        <w:rPr>
-          <w:rFonts w:ascii="Times New Roman" w:hAnsi="Times New Roman"/>
-          <w:sz w:val="24"/>
-        </w:rPr>
-        <w:t>Пе</w:t>
-      </w:r>
-      <w:r>
-        <w:rPr>
-          <w:rFonts w:ascii="Times New Roman" w:hAnsi="Times New Roman"/>
-          <w:sz w:val="24"/>
-        </w:rPr>
-        <w:t>́ред погро́зою Твоє́ю вони́ тіка́ли,* пе́ред го́лосом гро́му Твого́ тремті́ли.</w:t>
+        <w:t xml:space="preserve">Безо́днею, немо́в оде́жею, покри́в її́,* по́над </w:t>
+      </w:r>
+      <w:r>
+        <w:rPr>
+          <w:rFonts w:ascii="Times New Roman" w:hAnsi="Times New Roman"/>
+          <w:sz w:val="24"/>
+        </w:rPr>
+        <w:t>го́рами ста́ли во́ди.</w:t>
+      </w:r>
+    </w:p>
+    <w:p>
+      <w:pPr>
+        <w:spacing w:after="120"/>
+        <w:jc w:val="both"/>
+      </w:pPr>
+      <w:r>
+        <w:rPr>
+          <w:rFonts w:ascii="Times New Roman" w:hAnsi="Times New Roman"/>
+          <w:sz w:val="24"/>
+        </w:rPr>
+        <w:t>Пе́ред погро́зою Твоє́ю вони́ тіка́ли,* пе́ред го́лосом гро́му Твого́ тремті́ли.</w:t>
       </w:r>
     </w:p>
     <w:p>
@@ -592,19 +591,27 @@
           <w:rFonts w:ascii="Times New Roman" w:hAnsi="Times New Roman"/>
           <w:sz w:val="24"/>
         </w:rPr>
-        <w:t>Джере́ла посила́єш у рі́ки,* які́ течу́ть по́між го́рами.</w:t>
-      </w:r>
-    </w:p>
-    <w:p>
-      <w:pPr>
-        <w:spacing w:after="120"/>
-        <w:jc w:val="both"/>
-      </w:pPr>
-      <w:r>
-        <w:rPr>
-          <w:rFonts w:ascii="Times New Roman" w:hAnsi="Times New Roman"/>
-          <w:sz w:val="24"/>
-        </w:rPr>
+        <w:t>Джере́ла поси</w:t>
+      </w:r>
+      <w:r>
+        <w:rPr>
+          <w:rFonts w:ascii="Times New Roman" w:hAnsi="Times New Roman"/>
+          <w:sz w:val="24"/>
+        </w:rPr>
+        <w:t>ла́єш у рі́ки,* які́ течу́ть по́між го́рами.</w:t>
+      </w:r>
+    </w:p>
+    <w:p>
+      <w:pPr>
+        <w:spacing w:after="120"/>
+        <w:jc w:val="both"/>
+      </w:pPr>
+      <w:r>
+        <w:rPr>
+          <w:rFonts w:ascii="Times New Roman" w:hAnsi="Times New Roman"/>
+          <w:sz w:val="24"/>
+        </w:rPr>
+        <w:lastRenderedPageBreak/>
         <w:t>Усю́ звірину́, що в по́лі, вони́ напува́ють,* ди́кі осли́ там га́сять свою́ спра́гу.</w:t>
       </w:r>
     </w:p>
@@ -618,27 +625,27 @@
           <w:rFonts w:ascii="Times New Roman" w:hAnsi="Times New Roman"/>
           <w:sz w:val="24"/>
         </w:rPr>
-        <w:t>Над ни́ми ку́блиться небе́сне пта́ство,*</w:t>
-      </w:r>
-      <w:r>
-        <w:rPr>
-          <w:rFonts w:ascii="Times New Roman" w:hAnsi="Times New Roman"/>
-          <w:sz w:val="24"/>
-        </w:rPr>
-        <w:t xml:space="preserve"> з-по́між гілля́к дає́ свій го́лос.</w:t>
-      </w:r>
-    </w:p>
-    <w:p>
-      <w:pPr>
-        <w:spacing w:after="120"/>
-        <w:jc w:val="both"/>
-      </w:pPr>
-      <w:r>
-        <w:rPr>
-          <w:rFonts w:ascii="Times New Roman" w:hAnsi="Times New Roman"/>
-          <w:sz w:val="24"/>
-        </w:rPr>
-        <w:t>Ти напува́єш го́ри з Твої́х го́рниць,* земля́ наси́чується пло́дом діл Твої́х.</w:t>
+        <w:t>Над ни́ми ку́блиться небе́сне пта́ство,* з-по́між гілля́к дає́ свій го́лос.</w:t>
+      </w:r>
+    </w:p>
+    <w:p>
+      <w:pPr>
+        <w:spacing w:after="120"/>
+        <w:jc w:val="both"/>
+      </w:pPr>
+      <w:r>
+        <w:rPr>
+          <w:rFonts w:ascii="Times New Roman" w:hAnsi="Times New Roman"/>
+          <w:sz w:val="24"/>
+        </w:rPr>
+        <w:t>Ти напува́єш го́ри з Твої́х го́рниць,* земля́ наси</w:t>
+      </w:r>
+      <w:r>
+        <w:rPr>
+          <w:rFonts w:ascii="Times New Roman" w:hAnsi="Times New Roman"/>
+          <w:sz w:val="24"/>
+        </w:rPr>
+        <w:t>́чується пло́дом діл Твої́х.</w:t>
       </w:r>
     </w:p>
     <w:p>
@@ -664,27 +671,27 @@
           <w:rFonts w:ascii="Times New Roman" w:hAnsi="Times New Roman"/>
           <w:sz w:val="24"/>
         </w:rPr>
-        <w:t>Вино́, що се́рце лю́дське звеселя́є, олі́ю, щоб від не</w:t>
-      </w:r>
-      <w:r>
-        <w:rPr>
-          <w:rFonts w:ascii="Times New Roman" w:hAnsi="Times New Roman"/>
-          <w:sz w:val="24"/>
-        </w:rPr>
-        <w:t>́ї ясні́ло обли́ччя,* і хліб, що скрі́плює се́рце лю́дське.</w:t>
-      </w:r>
-    </w:p>
-    <w:p>
-      <w:pPr>
-        <w:spacing w:after="120"/>
-        <w:jc w:val="both"/>
-      </w:pPr>
-      <w:r>
-        <w:rPr>
-          <w:rFonts w:ascii="Times New Roman" w:hAnsi="Times New Roman"/>
-          <w:sz w:val="24"/>
-        </w:rPr>
-        <w:t>Наси́чуються дере́ва Госпо́дні,* ке́дри лива́нські, що посади́в їх.</w:t>
+        <w:t>Вино́, що се́рце лю́дське звеселя́є, олі́ю, щоб від не́ї ясні́ло обли́ччя,* і хліб, що скрі́плює се́рце лю́дське.</w:t>
+      </w:r>
+    </w:p>
+    <w:p>
+      <w:pPr>
+        <w:spacing w:after="120"/>
+        <w:jc w:val="both"/>
+      </w:pPr>
+      <w:r>
+        <w:rPr>
+          <w:rFonts w:ascii="Times New Roman" w:hAnsi="Times New Roman"/>
+          <w:sz w:val="24"/>
+        </w:rPr>
+        <w:t xml:space="preserve">Наси́чуються </w:t>
+      </w:r>
+      <w:r>
+        <w:rPr>
+          <w:rFonts w:ascii="Times New Roman" w:hAnsi="Times New Roman"/>
+          <w:sz w:val="24"/>
+        </w:rPr>
+        <w:t>дере́ва Госпо́дні,* ке́дри лива́нські, що посади́в їх.</w:t>
       </w:r>
     </w:p>
     <w:p>
@@ -723,27 +730,27 @@
           <w:rFonts w:ascii="Times New Roman" w:hAnsi="Times New Roman"/>
           <w:sz w:val="24"/>
         </w:rPr>
-        <w:t>Т</w:t>
-      </w:r>
-      <w:r>
-        <w:rPr>
-          <w:rFonts w:ascii="Times New Roman" w:hAnsi="Times New Roman"/>
-          <w:sz w:val="24"/>
-        </w:rPr>
-        <w:t>и створи́в мі́сяць, щоб значи́ти по́ри;* со́нце зна́є свій за́хід.</w:t>
-      </w:r>
-    </w:p>
-    <w:p>
-      <w:pPr>
-        <w:spacing w:after="120"/>
-        <w:jc w:val="both"/>
-      </w:pPr>
-      <w:r>
-        <w:rPr>
-          <w:rFonts w:ascii="Times New Roman" w:hAnsi="Times New Roman"/>
-          <w:sz w:val="24"/>
-        </w:rPr>
-        <w:t>Наво́диш те́мряву, і ніч надхо́дить,* що в ній вору́шаться усі́ зві́рі дібро́вні.</w:t>
+        <w:t>Ти створи́в мі́сяць, щоб значи́ти по́ри;* со́нце зна́є свій за́хід.</w:t>
+      </w:r>
+    </w:p>
+    <w:p>
+      <w:pPr>
+        <w:spacing w:after="120"/>
+        <w:jc w:val="both"/>
+      </w:pPr>
+      <w:r>
+        <w:rPr>
+          <w:rFonts w:ascii="Times New Roman" w:hAnsi="Times New Roman"/>
+          <w:sz w:val="24"/>
+        </w:rPr>
+        <w:t>Наво́диш</w:t>
+      </w:r>
+      <w:r>
+        <w:rPr>
+          <w:rFonts w:ascii="Times New Roman" w:hAnsi="Times New Roman"/>
+          <w:sz w:val="24"/>
+        </w:rPr>
+        <w:t xml:space="preserve"> те́мряву, і ніч надхо́дить,* що в ній вору́шаться усі́ зві́рі дібро́вні.</w:t>
       </w:r>
     </w:p>
     <w:p>
@@ -769,27 +776,27 @@
           <w:rFonts w:ascii="Times New Roman" w:hAnsi="Times New Roman"/>
           <w:sz w:val="24"/>
         </w:rPr>
-        <w:t>Хова́ються, як ті́льки зі́йд</w:t>
-      </w:r>
-      <w:r>
-        <w:rPr>
-          <w:rFonts w:ascii="Times New Roman" w:hAnsi="Times New Roman"/>
-          <w:sz w:val="24"/>
-        </w:rPr>
-        <w:t>е со́нце,* ляга́ють у свої́х но́рах.</w:t>
-      </w:r>
-    </w:p>
-    <w:p>
-      <w:pPr>
-        <w:spacing w:after="120"/>
-        <w:jc w:val="both"/>
-      </w:pPr>
-      <w:r>
-        <w:rPr>
-          <w:rFonts w:ascii="Times New Roman" w:hAnsi="Times New Roman"/>
-          <w:sz w:val="24"/>
-        </w:rPr>
-        <w:t>Вихо́дить люди́на до свого́ ді́ла,* і до своє́ї пра́ці аж до ве́чора.</w:t>
+        <w:t>Хова́ються, як ті́льки зі́йде со́нце,* ляга́ють у свої́х но́рах.</w:t>
+      </w:r>
+    </w:p>
+    <w:p>
+      <w:pPr>
+        <w:spacing w:after="120"/>
+        <w:jc w:val="both"/>
+      </w:pPr>
+      <w:r>
+        <w:rPr>
+          <w:rFonts w:ascii="Times New Roman" w:hAnsi="Times New Roman"/>
+          <w:sz w:val="24"/>
+        </w:rPr>
+        <w:t xml:space="preserve">Вихо́дить люди́на до свого́ ді́ла,* і </w:t>
+      </w:r>
+      <w:r>
+        <w:rPr>
+          <w:rFonts w:ascii="Times New Roman" w:hAnsi="Times New Roman"/>
+          <w:sz w:val="24"/>
+        </w:rPr>
+        <w:t>до своє́ї пра́ці аж до ве́чора.</w:t>
       </w:r>
     </w:p>
     <w:p>
@@ -815,27 +822,27 @@
           <w:rFonts w:ascii="Times New Roman" w:hAnsi="Times New Roman"/>
           <w:sz w:val="24"/>
         </w:rPr>
-        <w:t>Ось мо́ре вели́ке, преширо́ке,* у ньо́му плаз</w:t>
-      </w:r>
-      <w:r>
-        <w:rPr>
-          <w:rFonts w:ascii="Times New Roman" w:hAnsi="Times New Roman"/>
-          <w:sz w:val="24"/>
-        </w:rPr>
-        <w:t>уні́в без лі́ку, зві́рів мали́х і вели́ких.</w:t>
-      </w:r>
-    </w:p>
-    <w:p>
-      <w:pPr>
-        <w:spacing w:after="120"/>
-        <w:jc w:val="both"/>
-      </w:pPr>
-      <w:r>
-        <w:rPr>
-          <w:rFonts w:ascii="Times New Roman" w:hAnsi="Times New Roman"/>
-          <w:sz w:val="24"/>
-        </w:rPr>
-        <w:t>Там кораблі́ прохо́дять,* є і левіята́н, яко́го Ти створи́в, щоб ним ба́витися.</w:t>
+        <w:t>Ось мо́ре вели́ке, преширо́ке,* у ньо́му плазуні́в без лі́ку, зві́рів мали́х і вели́ких.</w:t>
+      </w:r>
+    </w:p>
+    <w:p>
+      <w:pPr>
+        <w:spacing w:after="120"/>
+        <w:jc w:val="both"/>
+      </w:pPr>
+      <w:r>
+        <w:rPr>
+          <w:rFonts w:ascii="Times New Roman" w:hAnsi="Times New Roman"/>
+          <w:sz w:val="24"/>
+        </w:rPr>
+        <w:t>Там кораблі́ прохо́дять,* є і лев</w:t>
+      </w:r>
+      <w:r>
+        <w:rPr>
+          <w:rFonts w:ascii="Times New Roman" w:hAnsi="Times New Roman"/>
+          <w:sz w:val="24"/>
+        </w:rPr>
+        <w:t>іята́н, яко́го Ти створи́в, щоб ним ба́витися.</w:t>
       </w:r>
     </w:p>
     <w:p>
@@ -861,27 +868,27 @@
           <w:rFonts w:ascii="Times New Roman" w:hAnsi="Times New Roman"/>
           <w:sz w:val="24"/>
         </w:rPr>
-        <w:t>Коли́ дає́ш їм, вони́ її́ збира́ють,* як розту́люєш Твою́ ру́ку, во</w:t>
-      </w:r>
-      <w:r>
-        <w:rPr>
-          <w:rFonts w:ascii="Times New Roman" w:hAnsi="Times New Roman"/>
-          <w:sz w:val="24"/>
-        </w:rPr>
-        <w:t>ни́ наси́чуються бла́гом.</w:t>
-      </w:r>
-    </w:p>
-    <w:p>
-      <w:pPr>
-        <w:spacing w:after="120"/>
-        <w:jc w:val="both"/>
-      </w:pPr>
-      <w:r>
-        <w:rPr>
-          <w:rFonts w:ascii="Times New Roman" w:hAnsi="Times New Roman"/>
-          <w:sz w:val="24"/>
-        </w:rPr>
-        <w:t>Вони́ бенте́жаться, коли́ хова́єш вид Свій;* як забира́єш дух у них, вони́ ги́нуть і поверта́ються у свій по́рох.</w:t>
+        <w:t>Коли́ дає́ш їм, вони́ її́ збира́ють,* як розту́люєш Твою́ ру́ку, вони́ наси́чуються бла́гом.</w:t>
+      </w:r>
+    </w:p>
+    <w:p>
+      <w:pPr>
+        <w:spacing w:after="120"/>
+        <w:jc w:val="both"/>
+      </w:pPr>
+      <w:r>
+        <w:rPr>
+          <w:rFonts w:ascii="Times New Roman" w:hAnsi="Times New Roman"/>
+          <w:sz w:val="24"/>
+        </w:rPr>
+        <w:t xml:space="preserve">Вони́ бенте́жаться, коли́ хова́єш вид Свій;* як </w:t>
+      </w:r>
+      <w:r>
+        <w:rPr>
+          <w:rFonts w:ascii="Times New Roman" w:hAnsi="Times New Roman"/>
+          <w:sz w:val="24"/>
+        </w:rPr>
+        <w:t>забира́єш дух у них, вони́ ги́нуть і поверта́ються у свій по́рох.</w:t>
       </w:r>
     </w:p>
     <w:p>
@@ -920,7 +927,14 @@
           <w:rFonts w:ascii="Times New Roman" w:hAnsi="Times New Roman"/>
           <w:sz w:val="24"/>
         </w:rPr>
-        <w:t>Спогля́не Він на зе́млю, і вона́ стряса́ється,* торкне́ться гір, вони́ диму́ють.</w:t>
+        <w:t>Спогля́не Він на зе́млю, і вона́ стряса́</w:t>
+      </w:r>
+      <w:r>
+        <w:rPr>
+          <w:rFonts w:ascii="Times New Roman" w:hAnsi="Times New Roman"/>
+          <w:sz w:val="24"/>
+        </w:rPr>
+        <w:t>ється,* торкне́ться гір, вони́ диму́ють.</w:t>
       </w:r>
     </w:p>
     <w:p>
@@ -959,14 +973,14 @@
           <w:rFonts w:ascii="Times New Roman" w:hAnsi="Times New Roman"/>
           <w:sz w:val="24"/>
         </w:rPr>
-        <w:t xml:space="preserve">Неха́й грі́шники </w:t>
-      </w:r>
-      <w:r>
-        <w:rPr>
-          <w:rFonts w:ascii="Times New Roman" w:hAnsi="Times New Roman"/>
-          <w:sz w:val="24"/>
-        </w:rPr>
-        <w:t>з землі ще́знуть, і беззако́нних бі́льше неха́й не бу́де.* Благослови́, душе́ моя́, Го́спода.</w:t>
+        <w:t>Неха́й грі́шники з землі ще́знуть, і беззако́нних бі́льше</w:t>
+      </w:r>
+      <w:r>
+        <w:rPr>
+          <w:rFonts w:ascii="Times New Roman" w:hAnsi="Times New Roman"/>
+          <w:sz w:val="24"/>
+        </w:rPr>
+        <w:t xml:space="preserve"> неха́й не бу́де.* Благослови́, душе́ моя́, Го́спода.</w:t>
       </w:r>
     </w:p>
     <w:p>
@@ -1005,14 +1019,14 @@
           <w:rFonts w:ascii="Times New Roman" w:hAnsi="Times New Roman"/>
           <w:sz w:val="24"/>
         </w:rPr>
-        <w:t>Сла́ва Отцю́, і Си́ну, і Свято</w:t>
-      </w:r>
-      <w:r>
-        <w:rPr>
-          <w:rFonts w:ascii="Times New Roman" w:hAnsi="Times New Roman"/>
-          <w:sz w:val="24"/>
-        </w:rPr>
-        <w:t>́му Ду́хові,* І ни́ні, і повсякча́с, і на ві́ки вікі́в. Амі́нь.</w:t>
+        <w:t>Сла́ва Отцю́, і Си́ну, і Свято́му Ду́хові,* І ни́ні, і повсякча́с, і н</w:t>
+      </w:r>
+      <w:r>
+        <w:rPr>
+          <w:rFonts w:ascii="Times New Roman" w:hAnsi="Times New Roman"/>
+          <w:sz w:val="24"/>
+        </w:rPr>
+        <w:t>а ві́ки вікі́в. Амі́нь.</w:t>
       </w:r>
     </w:p>
     <w:p>
@@ -1050,7 +1064,7 @@
     </w:p>
     <w:p>
       <w:pPr>
-        <w:pStyle w:val="Heading3"/>
+        <w:pStyle w:val="3"/>
         <w:spacing w:before="0" w:after="120"/>
         <w:jc w:val="center"/>
         <w:rPr>
@@ -1066,7 +1080,6 @@
           <w:b/>
           <w:i/>
           <w:color w:val="FF0000"/>
-          <w:sz w:val="24"/>
         </w:rPr>
         <w:t>Вечірні молитви</w:t>
       </w:r>
@@ -1118,7 +1131,16 @@
           <w:sz w:val="24"/>
           <w:szCs w:val="24"/>
         </w:rPr>
-        <w:t xml:space="preserve"> Господи щедрий і милосердний, довготерпеливий і многомилостивий! Вислухай молитви наші і зверни увагу на голос моління нашого і яви нам знак милости твоєї, наведи нас на дорогу твою, щоб ходили ми в твоїй правді. Звесели серця наші, щоб ми боялись імення твого святого, бо ти великий і твориш чуда; ти Бог єдиний і немає подібного тобі між богами, Господи. Ти сильний у милості і добрий у силі, аби допомагати й утішати, і спасати всіх, хто на ім'я твоє святе уповає. Бо тобі належить усяка слава, честь і поклоніння: Отцю, Сину, і Святому Духові, нині і повсякчас, і на віки віків. Амінь.</w:t>
+        <w:t xml:space="preserve"> Господи щедрий і милосердний, довготерпеливий і многомилостивий! Вислухай молитви наші і зверни увагу на голос моління нашого і яви нам знак милости твоєї, наведи </w:t>
+      </w:r>
+      <w:r>
+        <w:rPr>
+          <w:rFonts w:ascii="Times New Roman" w:hAnsi="Times New Roman" w:cs="Times New Roman"/>
+          <w:sz w:val="24"/>
+          <w:szCs w:val="24"/>
+        </w:rPr>
+        <w:lastRenderedPageBreak/>
+        <w:t>нас на дорогу твою, щоб ходили ми в твоїй правді. Звесели серця наші, щоб ми боялись імення твого святого, бо ти великий і твориш чуда; ти Бог єдиний і немає подібного тобі між богами, Господи. Ти сильний у милості і добрий у силі, аби допомагати й утішати, і спасати всіх, хто на ім'я твоє святе уповає. Бо тобі належить усяка слава, честь і поклоніння: Отцю, Сину, і Святому Духові, нині і повсякчас, і на віки віків. Амінь.</w:t>
       </w:r>
     </w:p>
     <w:p>
@@ -1314,25 +1336,34 @@
           <w:sz w:val="24"/>
           <w:szCs w:val="24"/>
         </w:rPr>
-        <w:t xml:space="preserve"> Боже великий і вишній, в тебе одного є безсмертність і в світлі живеш недоступнім. Ти все створіння мудро створив, відокремив світло від темряви і сонце поклав, щоб правити днем, а місяць і зорі, щоб володіли ніччю, нас же грішних вчинив достойними і в теперішню годину стати перед твоїм обличчям, щоб тебе визнавати і принести тобі вечірнє славослов'я. Направ, Людинолюбче, молитву нашу, немов кадило, перед тобою і прийми її, як благовонний запах. Дай нам мирний цей вечір і близьку вже ніч; зодягни нас у броню світла; визволь нас від нічного страху і всякої речі, що в темряві з'являється, і дай сон, що його ти дарував на відпочинок нашій немічності, вільний від усякого маріння диявольського. Владико, давче добра, хай і на нашій постелі, бувши тобі милими, згадуємо вночі твоє ім'я і, просвічувані навчанням твоїх заповідей, встанемо в душевній радості до звеличування твоєї доброти, приносячи твоєму милосердю молитви і моління, за наші і всіх твоїх людей провини. Відвідай їх задля молитов святої Богородиці. Бо ти є добрий і людинолюбний Бог, і тобі віддаємо славу: Отцю, і Сину, і Святому Духові, нині і повсякчас, і на віки віків. Амінь.</w:t>
-      </w:r>
-    </w:p>
-    <w:p>
-      <w:pPr>
-        <w:spacing w:after="120"/>
-        <w:jc w:val="both"/>
-        <w:rPr>
-          <w:rFonts w:ascii="Times New Roman" w:hAnsi="Times New Roman" w:cs="Times New Roman"/>
-          <w:i/>
-          <w:color w:val="FF0000"/>
-          <w:sz w:val="24"/>
-          <w:szCs w:val="24"/>
-        </w:rPr>
-      </w:pPr>
-    </w:p>
-    <w:p>
-      <w:pPr>
-        <w:pStyle w:val="Heading3"/>
+        <w:t xml:space="preserve"> Боже великий і вишній, в тебе одного є безсмертність і в світлі живеш недоступнім. Ти все створіння мудро створив, відокремив світло від темряви і сонце поклав, щоб правити днем, а місяць і зорі, щоб володіли ніччю, нас же грішних вчинив достойними і в теперішню годину стати перед твоїм обличчям, щоб тебе визнавати і принести тобі вечірнє славослов'я. Направ, Людинолюбче, молитву нашу, немов кадило, перед тобою і прийми її, як благовонний запах. Дай нам мирний цей вечір і близьку вже ніч; зодягни нас у броню світла; визволь нас від нічного страху і всякої речі, що в темряві з'являється, і дай сон, що його ти дарував на відпочинок нашій немічності, вільний від усякого маріння диявольського. Владико, давче добра, хай і на нашій постелі, бувши тобі милими, згадуємо вночі твоє ім'я і, просвічувані навчанням твоїх заповідей, встанемо в душевній </w:t>
+      </w:r>
+      <w:r>
+        <w:rPr>
+          <w:rFonts w:ascii="Times New Roman" w:hAnsi="Times New Roman" w:cs="Times New Roman"/>
+          <w:sz w:val="24"/>
+          <w:szCs w:val="24"/>
+        </w:rPr>
+        <w:lastRenderedPageBreak/>
+        <w:t>радості до звеличування твоєї доброти, приносячи твоєму милосердю молитви і моління, за наші і всіх твоїх людей провини. Відвідай їх задля молитов святої Богородиці. Бо ти є добрий і людинолюбний Бог, і тобі віддаємо славу: Отцю, і Сину, і Святому Духові, нині і повсякчас, і на віки віків. Амінь.</w:t>
+      </w:r>
+    </w:p>
+    <w:p>
+      <w:pPr>
+        <w:spacing w:after="120"/>
+        <w:jc w:val="both"/>
+        <w:rPr>
+          <w:rFonts w:ascii="Times New Roman" w:hAnsi="Times New Roman" w:cs="Times New Roman"/>
+          <w:i/>
+          <w:color w:val="FF0000"/>
+          <w:sz w:val="24"/>
+          <w:szCs w:val="24"/>
+        </w:rPr>
+      </w:pPr>
+    </w:p>
+    <w:p>
+      <w:pPr>
+        <w:pStyle w:val="3"/>
         <w:spacing w:before="0" w:after="120"/>
         <w:jc w:val="center"/>
         <w:rPr>
@@ -1348,7 +1379,6 @@
           <w:b/>
           <w:i/>
           <w:color w:val="FF0000"/>
-          <w:sz w:val="24"/>
         </w:rPr>
         <w:t>Велика ектенія</w:t>
       </w:r>
@@ -1906,7 +1936,17 @@
           <w:szCs w:val="24"/>
           <w:u w:val="single"/>
         </w:rPr>
-        <w:t xml:space="preserve"> [Господи щедрий і милосердний, довготерпеливий і многомилостивий! Вислухай молитви наші і зверни увагу на голос моління нашого і яви нам знак милости твоєї, наведи нас на дорогу твою, щоб ходили ми в твоїй правді. Звесели серця наші, щоб ми боялись імення твого святого, бо ти великий і твориш чуда; ти Бог єдиний і немає подібного тобі між богами, Господи. Ти сильний у милості і добрий у силі, аби допомагати й утішати, і спасати всіх, хто на ім'я твоє святе уповає.]</w:t>
+        <w:t xml:space="preserve"> [Господи щедрий і милосердний, довготерпеливий і многомилостивий! Вислухай молитви наші і зверни увагу на голос моління нашого і яви нам знак милости твоєї, наведи </w:t>
+      </w:r>
+      <w:r>
+        <w:rPr>
+          <w:rFonts w:ascii="Times New Roman" w:hAnsi="Times New Roman" w:cs="Times New Roman"/>
+          <w:sz w:val="24"/>
+          <w:szCs w:val="24"/>
+          <w:u w:val="single"/>
+        </w:rPr>
+        <w:lastRenderedPageBreak/>
+        <w:t>нас на дорогу твою, щоб ходили ми в твоїй правді. Звесели серця наші, щоб ми боялись імення твого святого, бо ти великий і твориш чуда; ти Бог єдиний і немає подібного тобі між богами, Господи. Ти сильний у милості і добрий у силі, аби допомагати й утішати, і спасати всіх, хто на ім'я твоє святе уповає.]</w:t>
       </w:r>
     </w:p>
     <w:p>
@@ -1982,7 +2022,7 @@
     </w:p>
     <w:p>
       <w:pPr>
-        <w:pStyle w:val="Heading2"/>
+        <w:pStyle w:val="2"/>
         <w:spacing w:before="0" w:after="120"/>
         <w:jc w:val="center"/>
         <w:rPr>
@@ -2093,7 +2133,14 @@
           <w:rFonts w:ascii="Times New Roman" w:hAnsi="Times New Roman"/>
           <w:sz w:val="24"/>
         </w:rPr>
-        <w:t>Ані чини́ти лихі́ вчи́нки з людьми́, що тво́рять беззако́ння,* – ні ла́сощів ї́хніх я не хо́чу ї́сти.</w:t>
+        <w:t xml:space="preserve">Ані чини́ти лихі́ вчи́нки з людьми́, що тво́рять беззако́ння,* </w:t>
+      </w:r>
+      <w:r>
+        <w:rPr>
+          <w:rFonts w:ascii="Times New Roman" w:hAnsi="Times New Roman"/>
+          <w:sz w:val="24"/>
+        </w:rPr>
+        <w:t>– ні ла́сощів ї́хніх я не хо́чу ї́сти.</w:t>
       </w:r>
     </w:p>
     <w:p>
@@ -2119,27 +2166,27 @@
           <w:rFonts w:ascii="Times New Roman" w:hAnsi="Times New Roman"/>
           <w:sz w:val="24"/>
         </w:rPr>
-        <w:t>Я все-таки́ моли́тимусь,* незважа́ючи на ї́хн</w:t>
-      </w:r>
-      <w:r>
-        <w:rPr>
-          <w:rFonts w:ascii="Times New Roman" w:hAnsi="Times New Roman"/>
-          <w:sz w:val="24"/>
-        </w:rPr>
-        <w:t>і злі вчи́нки.</w:t>
-      </w:r>
-    </w:p>
-    <w:p>
-      <w:pPr>
-        <w:spacing w:after="120"/>
-        <w:jc w:val="both"/>
-      </w:pPr>
-      <w:r>
-        <w:rPr>
-          <w:rFonts w:ascii="Times New Roman" w:hAnsi="Times New Roman"/>
-          <w:sz w:val="24"/>
-        </w:rPr>
-        <w:t>Якщо́ су́ддів ї́хніх ски́нуть в уще́лини ске́лі,* то почу́ють, що слова́ мої́ лю́бі.</w:t>
+        <w:t>Я все-таки́ моли́тимусь,* незважа́ючи на ї́хні злі вчи́нки.</w:t>
+      </w:r>
+    </w:p>
+    <w:p>
+      <w:pPr>
+        <w:spacing w:after="120"/>
+        <w:jc w:val="both"/>
+      </w:pPr>
+      <w:r>
+        <w:rPr>
+          <w:rFonts w:ascii="Times New Roman" w:hAnsi="Times New Roman"/>
+          <w:sz w:val="24"/>
+        </w:rPr>
+        <w:t>Якщо́ су́ддів ї́хніх ски́нуть в уще́лини ске́лі,</w:t>
+      </w:r>
+      <w:r>
+        <w:rPr>
+          <w:rFonts w:ascii="Times New Roman" w:hAnsi="Times New Roman"/>
+          <w:sz w:val="24"/>
+        </w:rPr>
+        <w:t>* то почу́ють, що слова́ мої́ лю́бі.</w:t>
       </w:r>
     </w:p>
     <w:p>
@@ -2165,27 +2212,27 @@
           <w:rFonts w:ascii="Times New Roman" w:hAnsi="Times New Roman"/>
           <w:sz w:val="24"/>
         </w:rPr>
-        <w:t>Бо до Те́бе, Го́споди, мій Бо́же, мої́ о́чі;* до Те́бе прибіга́ю, не губи́ д</w:t>
-      </w:r>
-      <w:r>
-        <w:rPr>
-          <w:rFonts w:ascii="Times New Roman" w:hAnsi="Times New Roman"/>
-          <w:sz w:val="24"/>
-        </w:rPr>
-        <w:t>уші́ моє́ї.</w:t>
-      </w:r>
-    </w:p>
-    <w:p>
-      <w:pPr>
-        <w:spacing w:after="120"/>
-        <w:jc w:val="both"/>
-      </w:pPr>
-      <w:r>
-        <w:rPr>
-          <w:rFonts w:ascii="Times New Roman" w:hAnsi="Times New Roman"/>
-          <w:sz w:val="24"/>
-        </w:rPr>
-        <w:t>Збережи́ мене́ від пе́тлі, що її́ наста́вили на ме́не,* і від сильця́ тих, що тво́рять беззако́ння.</w:t>
+        <w:t>Бо до Те́бе, Го́споди, мій Бо́же, мої́ о́чі;* до Те́бе прибіга́ю, не губи́ душі́ моє́ї.</w:t>
+      </w:r>
+    </w:p>
+    <w:p>
+      <w:pPr>
+        <w:spacing w:after="120"/>
+        <w:jc w:val="both"/>
+      </w:pPr>
+      <w:r>
+        <w:rPr>
+          <w:rFonts w:ascii="Times New Roman" w:hAnsi="Times New Roman"/>
+          <w:sz w:val="24"/>
+        </w:rPr>
+        <w:t>Збережи́ мене́ від пе́тлі, що її́ наста́вили на ме́</w:t>
+      </w:r>
+      <w:r>
+        <w:rPr>
+          <w:rFonts w:ascii="Times New Roman" w:hAnsi="Times New Roman"/>
+          <w:sz w:val="24"/>
+        </w:rPr>
+        <w:t>не,* і від сильця́ тих, що тво́рять беззако́ння.</w:t>
       </w:r>
     </w:p>
     <w:p>
@@ -2227,27 +2274,27 @@
           <w:rFonts w:ascii="Times New Roman" w:hAnsi="Times New Roman"/>
           <w:sz w:val="24"/>
         </w:rPr>
-        <w:t>Я го́лосом мої́м до Го́спода взива́ю,* я го́лосом мої́м</w:t>
-      </w:r>
-      <w:r>
-        <w:rPr>
-          <w:rFonts w:ascii="Times New Roman" w:hAnsi="Times New Roman"/>
-          <w:sz w:val="24"/>
-        </w:rPr>
-        <w:t xml:space="preserve"> до Го́спода молю́ся.</w:t>
-      </w:r>
-    </w:p>
-    <w:p>
-      <w:pPr>
-        <w:spacing w:after="120"/>
-        <w:jc w:val="both"/>
-      </w:pPr>
-      <w:r>
-        <w:rPr>
-          <w:rFonts w:ascii="Times New Roman" w:hAnsi="Times New Roman"/>
-          <w:sz w:val="24"/>
-        </w:rPr>
-        <w:t>Ска́ргу мою́ пе́ред Ним вилива́ю,* мою́ скру́ту Йому́ я виявля́ю.</w:t>
+        <w:t>Я го́лосом мої́м до Го́спода взива́ю,* я го́лосом мої́м до Го́спода молю́ся.</w:t>
+      </w:r>
+    </w:p>
+    <w:p>
+      <w:pPr>
+        <w:spacing w:after="120"/>
+        <w:jc w:val="both"/>
+      </w:pPr>
+      <w:r>
+        <w:rPr>
+          <w:rFonts w:ascii="Times New Roman" w:hAnsi="Times New Roman"/>
+          <w:sz w:val="24"/>
+        </w:rPr>
+        <w:t>Ска́ргу мою́ пе́ред Ним вилива́ю,* мою́ с</w:t>
+      </w:r>
+      <w:r>
+        <w:rPr>
+          <w:rFonts w:ascii="Times New Roman" w:hAnsi="Times New Roman"/>
+          <w:sz w:val="24"/>
+        </w:rPr>
+        <w:t>кру́ту Йому́ я виявля́ю.</w:t>
       </w:r>
     </w:p>
     <w:p>
@@ -2273,27 +2320,27 @@
           <w:rFonts w:ascii="Times New Roman" w:hAnsi="Times New Roman"/>
           <w:sz w:val="24"/>
         </w:rPr>
-        <w:t>Погля́нь право́руч і подиви́ся:* нема́ ніко́</w:t>
-      </w:r>
-      <w:r>
-        <w:rPr>
-          <w:rFonts w:ascii="Times New Roman" w:hAnsi="Times New Roman"/>
-          <w:sz w:val="24"/>
-        </w:rPr>
-        <w:t>го, хто дбав би за ме́не.</w:t>
-      </w:r>
-    </w:p>
-    <w:p>
-      <w:pPr>
-        <w:spacing w:after="120"/>
-        <w:jc w:val="both"/>
-      </w:pPr>
-      <w:r>
-        <w:rPr>
-          <w:rFonts w:ascii="Times New Roman" w:hAnsi="Times New Roman"/>
-          <w:sz w:val="24"/>
-        </w:rPr>
-        <w:t>Нема́ куди́ мені́ втіка́ти,* нема́ ніко́го, хто піклува́вся би мно́ю.</w:t>
+        <w:t>Погля́нь право́руч і подиви́ся:* нема́ ніко́го, хто дбав би за ме́не.</w:t>
+      </w:r>
+    </w:p>
+    <w:p>
+      <w:pPr>
+        <w:spacing w:after="120"/>
+        <w:jc w:val="both"/>
+      </w:pPr>
+      <w:r>
+        <w:rPr>
+          <w:rFonts w:ascii="Times New Roman" w:hAnsi="Times New Roman"/>
+          <w:sz w:val="24"/>
+        </w:rPr>
+        <w:t>Нема́ куди́ мені́ втіка́ти,* нема́ ні</w:t>
+      </w:r>
+      <w:r>
+        <w:rPr>
+          <w:rFonts w:ascii="Times New Roman" w:hAnsi="Times New Roman"/>
+          <w:sz w:val="24"/>
+        </w:rPr>
+        <w:t>ко́го, хто піклува́вся би мно́ю.</w:t>
       </w:r>
     </w:p>
     <w:p>
@@ -2396,6 +2443,7 @@
           <w:rFonts w:ascii="Times New Roman" w:hAnsi="Times New Roman"/>
           <w:sz w:val="24"/>
         </w:rPr>
+        <w:lastRenderedPageBreak/>
         <w:t>З глиби́н взива́ю до Те́бе, Го́споди,* Го́споди, почу́й мій го́лос.</w:t>
       </w:r>
     </w:p>
@@ -2414,7 +2462,7 @@
     </w:p>
     <w:p>
       <w:pPr>
-        <w:pStyle w:val="Heading3"/>
+        <w:pStyle w:val="3"/>
         <w:spacing w:before="0" w:after="120"/>
         <w:jc w:val="center"/>
         <w:rPr>
@@ -2429,7 +2477,6 @@
           <w:b/>
           <w:i/>
           <w:color w:val="FF0000"/>
-          <w:sz w:val="24"/>
         </w:rPr>
         <w:t>Стихири</w:t>
       </w:r>
@@ -2928,7 +2975,7 @@
     </w:p>
     <w:p>
       <w:pPr>
-        <w:pStyle w:val="Heading2"/>
+        <w:pStyle w:val="2"/>
         <w:spacing w:before="0" w:after="120"/>
         <w:jc w:val="center"/>
         <w:rPr>
@@ -2992,6 +3039,7 @@
           <w:color w:val="FF0000"/>
           <w:sz w:val="24"/>
         </w:rPr>
+        <w:lastRenderedPageBreak/>
         <w:t>Вірні:</w:t>
       </w:r>
       <w:r>
@@ -3088,7 +3136,7 @@
     </w:p>
     <w:p>
       <w:pPr>
-        <w:pStyle w:val="Heading3"/>
+        <w:pStyle w:val="3"/>
         <w:spacing w:before="0" w:after="120"/>
         <w:jc w:val="center"/>
         <w:rPr>
@@ -3103,7 +3151,6 @@
           <w:b/>
           <w:i/>
           <w:color w:val="FF0000"/>
-          <w:sz w:val="24"/>
         </w:rPr>
         <w:t>Прокімен</w:t>
       </w:r>
@@ -3112,7 +3159,6 @@
           <w:rFonts w:ascii="Times New Roman" w:eastAsia="Times New Roman" w:hAnsi="Times New Roman" w:cs="Times New Roman"/>
           <w:i/>
           <w:color w:val="FF0000"/>
-          <w:sz w:val="24"/>
         </w:rPr>
         <w:t>: Псалом 133 (г. 8):</w:t>
       </w:r>
@@ -3191,7 +3237,7 @@
     </w:p>
     <w:p>
       <w:pPr>
-        <w:pStyle w:val="Heading3"/>
+        <w:pStyle w:val="3"/>
         <w:spacing w:before="0" w:after="120"/>
         <w:jc w:val="center"/>
         <w:rPr>
@@ -3207,7 +3253,6 @@
           <w:b/>
           <w:i/>
           <w:color w:val="FF0000"/>
-          <w:sz w:val="24"/>
         </w:rPr>
         <w:t>Сподоби, Господи</w:t>
       </w:r>
@@ -3415,7 +3460,7 @@
     </w:p>
     <w:p>
       <w:pPr>
-        <w:pStyle w:val="Heading3"/>
+        <w:pStyle w:val="3"/>
         <w:spacing w:before="0" w:after="120"/>
         <w:jc w:val="center"/>
         <w:rPr>
@@ -3431,7 +3476,6 @@
           <w:b/>
           <w:i/>
           <w:color w:val="FF0000"/>
-          <w:sz w:val="24"/>
         </w:rPr>
         <w:t>Прохальна єктенія</w:t>
       </w:r>
@@ -3705,6 +3749,7 @@
           <w:color w:val="FF4400"/>
           <w:sz w:val="24"/>
         </w:rPr>
+        <w:lastRenderedPageBreak/>
         <w:t>Вірні:</w:t>
       </w:r>
       <w:r>
@@ -4103,7 +4148,7 @@
     </w:p>
     <w:p>
       <w:pPr>
-        <w:pStyle w:val="Heading2"/>
+        <w:pStyle w:val="2"/>
         <w:spacing w:before="0" w:after="120"/>
         <w:jc w:val="center"/>
         <w:rPr>
@@ -4209,6 +4254,7 @@
           <w:sz w:val="24"/>
           <w:szCs w:val="24"/>
         </w:rPr>
+        <w:lastRenderedPageBreak/>
         <w:t>Згрішили ми перед тобою, Христе Спасе,* як блудний син;* тож прийми нас, Отче, розкаяних,* і помилуй нас, Боже.</w:t>
       </w:r>
     </w:p>
@@ -4329,7 +4375,7 @@
     </w:p>
     <w:p>
       <w:pPr>
-        <w:pStyle w:val="Heading3"/>
+        <w:pStyle w:val="3"/>
         <w:spacing w:before="0" w:after="120"/>
         <w:jc w:val="center"/>
         <w:rPr>
@@ -4345,7 +4391,6 @@
           <w:b/>
           <w:i/>
           <w:color w:val="FF0000"/>
-          <w:sz w:val="24"/>
         </w:rPr>
         <w:t>Пісня Симеона</w:t>
       </w:r>
@@ -4562,7 +4607,7 @@
     </w:p>
     <w:p>
       <w:pPr>
-        <w:pStyle w:val="Heading3"/>
+        <w:pStyle w:val="3"/>
         <w:spacing w:before="0" w:after="120"/>
         <w:jc w:val="center"/>
         <w:rPr>
@@ -4578,7 +4623,6 @@
           <w:b/>
           <w:i/>
           <w:color w:val="FF0000"/>
-          <w:sz w:val="24"/>
         </w:rPr>
         <w:t>Тропарі</w:t>
       </w:r>
@@ -4739,7 +4783,7 @@
     </w:p>
     <w:p>
       <w:pPr>
-        <w:pStyle w:val="Heading3"/>
+        <w:pStyle w:val="3"/>
         <w:spacing w:before="0" w:after="120"/>
         <w:jc w:val="center"/>
         <w:rPr>
@@ -4754,8 +4798,8 @@
           <w:b/>
           <w:i/>
           <w:color w:val="FF0000"/>
-          <w:sz w:val="24"/>
-        </w:rPr>
+        </w:rPr>
+        <w:lastRenderedPageBreak/>
         <w:t>Ектенія усильного благання</w:t>
       </w:r>
       <w:r>
@@ -4763,7 +4807,6 @@
           <w:rFonts w:ascii="Times New Roman" w:eastAsia="Times New Roman" w:hAnsi="Times New Roman" w:cs="Times New Roman"/>
           <w:i/>
           <w:color w:val="FF0000"/>
-          <w:sz w:val="24"/>
         </w:rPr>
         <w:t>:</w:t>
       </w:r>
@@ -4995,7 +5038,7 @@
           <w:sz w:val="24"/>
           <w:u w:val="single"/>
         </w:rPr>
-        <w:t>[Господи, Боже наш! Згадай нас грішних і недостойних слуг Твоїх, коли призиваємо святе ім'я Твоє, і не осороми нас, коли очікуємо милости Твоєї, але вислухай, Господи, усі наші спасенні прохання, і вчини нас достойними любити і</w:t>
+        <w:t>[Господи,</w:t>
       </w:r>
       <w:r>
         <w:rPr>
@@ -5003,7 +5046,15 @@
           <w:sz w:val="24"/>
           <w:u w:val="single"/>
         </w:rPr>
-        <w:t xml:space="preserve"> боятися Тебе від усього серця нашого і творити в усьому волю Твою.]</w:t>
+        <w:t xml:space="preserve"> Боже наш! Згадай нас грішних і недостойних слуг Твоїх, коли призиваємо святе ім'я Твоє, і не осороми нас, коли очікуємо милости Твоєї, але вислухай, Господи, усі наші спасенні прохання, і вчини нас достойними любити і боятися Тебе від усього серця нашого </w:t>
+      </w:r>
+      <w:r>
+        <w:rPr>
+          <w:rFonts w:ascii="Times New Roman" w:hAnsi="Times New Roman"/>
+          <w:sz w:val="24"/>
+          <w:u w:val="single"/>
+        </w:rPr>
+        <w:t>і творити в усьому волю Твою.]</w:t>
       </w:r>
     </w:p>
     <w:p>
@@ -5071,7 +5122,7 @@
     </w:p>
     <w:p>
       <w:pPr>
-        <w:pStyle w:val="Heading2"/>
+        <w:pStyle w:val="2"/>
         <w:spacing w:before="0" w:after="120"/>
         <w:jc w:val="center"/>
         <w:rPr>
@@ -5534,7 +5585,7 @@
     </w:p>
     <w:p>
       <w:pPr>
-        <w:pStyle w:val="Heading1"/>
+        <w:pStyle w:val="1"/>
         <w:spacing w:after="120"/>
         <w:jc w:val="center"/>
         <w:rPr>
@@ -5544,7 +5595,6 @@
       <w:r>
         <w:rPr>
           <w:rFonts w:ascii="Times New Roman" w:hAnsi="Times New Roman" w:cs="Times New Roman"/>
-          <w:sz w:val="24"/>
         </w:rPr>
         <w:t>УТРЕНЯ</w:t>
       </w:r>
@@ -5777,7 +5827,7 @@
     </w:p>
     <w:p>
       <w:pPr>
-        <w:pStyle w:val="Heading2"/>
+        <w:pStyle w:val="2"/>
         <w:spacing w:before="0" w:after="120"/>
         <w:jc w:val="center"/>
         <w:rPr>
@@ -6256,6 +6306,7 @@
           <w:sz w:val="24"/>
           <w:szCs w:val="24"/>
         </w:rPr>
+        <w:lastRenderedPageBreak/>
         <w:t>І ті, що на моє життя зазіхають, тенета наставляють,* і ті, що бажають мені нещастя, говорять про погибель, увесь час міркують лукаве.</w:t>
       </w:r>
     </w:p>
@@ -6936,6 +6987,7 @@
           <w:sz w:val="24"/>
           <w:szCs w:val="24"/>
         </w:rPr>
+        <w:lastRenderedPageBreak/>
         <w:t>Поміж мерцями моє ложе, немов убиті, що лежать у могилі,* що їх не згадуєш уже більше, що їх відтято від руки твоєї.</w:t>
       </w:r>
     </w:p>
@@ -7559,6 +7611,7 @@
           <w:sz w:val="24"/>
           <w:szCs w:val="24"/>
         </w:rPr>
+        <w:lastRenderedPageBreak/>
         <w:t>Господь на небі утвердив престол свій,* і царство його всім володіє.</w:t>
       </w:r>
     </w:p>
@@ -7945,7 +7998,7 @@
     </w:p>
     <w:p>
       <w:pPr>
-        <w:pStyle w:val="Heading3"/>
+        <w:pStyle w:val="3"/>
         <w:spacing w:before="0" w:after="120"/>
         <w:jc w:val="center"/>
         <w:rPr>
@@ -7961,7 +8014,6 @@
           <w:b/>
           <w:i/>
           <w:color w:val="FF0000"/>
-          <w:sz w:val="24"/>
         </w:rPr>
         <w:t>Утренні молитви</w:t>
       </w:r>
@@ -8067,7 +8119,16 @@
           <w:color w:val="000000"/>
           <w:sz w:val="24"/>
         </w:rPr>
-        <w:t>Від ночі лине дух наш до Тебе, Боже, бо світлом є повеління Твої на землі. Навчи нас у страсі Твоєму виконувати правду й добро, бо Тебе славимо як правдивого Бога нашого. Прихили вухо своє і вислухай нас, і пом'яни, Господи, тих, що є та що моляться з нами, всіх по імені, і спаси їх силою Твоєю. Благослови людей Твоїх і освяти спадкоємство Твоє: мир світові Твоєму даруй, церквам Твоїм, Священникам, владі, і всім людям. Хай благословиться і прославляється всечесне і величне ім'я Твоє, Отця, і Сина, і Святого Духа, нині і повсякчас, і на віки віків. Амінь.</w:t>
+        <w:t xml:space="preserve">Від ночі лине дух наш до Тебе, Боже, бо світлом є повеління Твої на землі. Навчи нас у страсі Твоєму виконувати правду й добро, бо Тебе славимо як правдивого Бога нашого. Прихили вухо своє і вислухай нас, і пом'яни, Господи, тих, що є та що моляться з нами, всіх по імені, і спаси їх силою Твоєю. Благослови людей Твоїх і освяти спадкоємство </w:t>
+      </w:r>
+      <w:r>
+        <w:rPr>
+          <w:rFonts w:ascii="Times New Roman" w:hAnsi="Times New Roman"/>
+          <w:color w:val="000000"/>
+          <w:sz w:val="24"/>
+        </w:rPr>
+        <w:lastRenderedPageBreak/>
+        <w:t>Твоє: мир світові Твоєму даруй, церквам Твоїм, Священникам, владі, і всім людям. Хай благословиться і прославляється всечесне і величне ім'я Твоє, Отця, і Сина, і Святого Духа, нині і повсякчас, і на віки віків. Амінь.</w:t>
       </w:r>
     </w:p>
     <w:p>
@@ -8311,7 +8372,16 @@
           <w:color w:val="000000"/>
           <w:sz w:val="24"/>
         </w:rPr>
-        <w:t>Господи, Боже наш, що сонну неміч забрав від нас і покликав нас візванням святим, щоб і вночі підносити руки наші і прославляти Тебе за справедливі Твої присуди. Прийми благання наші, моління, визнавання, нічні служби і даруй нам, Боже, віру бездоганну, надію впевнену, любов нелицемірну. Благослови наші входи й виходи, вчинки, слова, діла й думки; і дай нам дочекатися початку дня, нам, що хвалять й оспівують, і благословлять добрість Твоєї несказанної сили, щоб було благословенне Твоє пресвяте ім'я і прославлене Твоє царство: Отця, і Сина, і Святого Духа, нині і повсякчас, і на віки віків. Амінь.</w:t>
+        <w:t xml:space="preserve">Господи, Боже наш, що сонну неміч забрав від нас і покликав нас візванням святим, щоб і вночі підносити руки наші і прославляти Тебе за справедливі Твої присуди. Прийми благання наші, моління, визнавання, нічні служби і даруй нам, Боже, віру бездоганну, </w:t>
+      </w:r>
+      <w:r>
+        <w:rPr>
+          <w:rFonts w:ascii="Times New Roman" w:hAnsi="Times New Roman"/>
+          <w:color w:val="000000"/>
+          <w:sz w:val="24"/>
+        </w:rPr>
+        <w:lastRenderedPageBreak/>
+        <w:t>надію впевнену, любов нелицемірну. Благослови наші входи й виходи, вчинки, слова, діла й думки; і дай нам дочекатися початку дня, нам, що хвалять й оспівують, і благословлять добрість Твоєї несказанної сили, щоб було благословенне Твоє пресвяте ім'я і прославлене Твоє царство: Отця, і Сина, і Святого Духа, нині і повсякчас, і на віки віків. Амінь.</w:t>
       </w:r>
     </w:p>
     <w:p>
@@ -8347,31 +8417,31 @@
           <w:color w:val="FF0000"/>
           <w:sz w:val="24"/>
         </w:rPr>
-        <w:t>10</w:t>
-      </w:r>
-      <w:r>
-        <w:rPr>
-          <w:rFonts w:ascii="Times New Roman" w:hAnsi="Times New Roman"/>
-          <w:color w:val="FF0000"/>
-          <w:sz w:val="24"/>
-        </w:rPr>
-        <w:t>.</w:t>
-      </w:r>
-      <w:r>
-        <w:rPr>
-          <w:rFonts w:ascii="Times New Roman" w:hAnsi="Times New Roman"/>
-          <w:color w:val="000000"/>
-          <w:sz w:val="24"/>
-        </w:rPr>
-        <w:t xml:space="preserve"> Боже, Боже наш! Ти сотворив розумні й духовні сили Своєю волею. Тебе просимо й Тобі молимося: Прийми наші посильні величання з усіма Твоїми творіннями і збагати щедрими даруваннями Твоєї ласки. Бо перед Тобою згинається всяке коліно: на небі, на землі й </w:t>
-      </w:r>
-      <w:r>
-        <w:rPr>
-          <w:rFonts w:ascii="Times New Roman" w:hAnsi="Times New Roman"/>
-          <w:color w:val="000000"/>
-          <w:sz w:val="24"/>
-        </w:rPr>
-        <w:t>під землею, і все, що живе, і все створіння оспівує неосяжну Твою славу, бо Ти Бог правдивий і вельми милостивий. Тебе бо хвалять усі небесні сили, і Тобі славу возсилаємо: Отцю, і Сину, і Святому Духові, нині і повсякчас, і на віки віків. Амінь.</w:t>
+        <w:t>10.</w:t>
+      </w:r>
+      <w:r>
+        <w:rPr>
+          <w:rFonts w:ascii="Times New Roman" w:hAnsi="Times New Roman"/>
+          <w:color w:val="000000"/>
+          <w:sz w:val="24"/>
+        </w:rPr>
+        <w:t xml:space="preserve"> Боже, Б</w:t>
+      </w:r>
+      <w:r>
+        <w:rPr>
+          <w:rFonts w:ascii="Times New Roman" w:hAnsi="Times New Roman"/>
+          <w:color w:val="000000"/>
+          <w:sz w:val="24"/>
+        </w:rPr>
+        <w:t>оже наш! Ти сотворив розумні й духовні сили Своєю волею. Тебе просимо й Тобі молимося: Прийми наші посильні величання з усіма Твоїми творіннями і збагати щедрими даруваннями Твоєї ласки. Бо перед Тобою згинається всяке коліно: на небі, на землі й під земле</w:t>
+      </w:r>
+      <w:r>
+        <w:rPr>
+          <w:rFonts w:ascii="Times New Roman" w:hAnsi="Times New Roman"/>
+          <w:color w:val="000000"/>
+          <w:sz w:val="24"/>
+        </w:rPr>
+        <w:t>ю, і все, що живе, і все створіння оспівує неосяжну Твою славу, бо Ти Бог правдивий і вельми милостивий. Тебе бо хвалять усі небесні сили, і Тобі славу возсилаємо: Отцю, і Сину, і Святому Духові, нині і повсякчас, і на віки віків. Амінь.</w:t>
       </w:r>
     </w:p>
     <w:p>
@@ -8440,7 +8510,7 @@
     </w:p>
     <w:p>
       <w:pPr>
-        <w:pStyle w:val="Heading2"/>
+        <w:pStyle w:val="2"/>
         <w:spacing w:before="0" w:after="120"/>
         <w:jc w:val="center"/>
         <w:rPr>
@@ -8701,6 +8771,7 @@
           <w:color w:val="000000"/>
           <w:sz w:val="24"/>
         </w:rPr>
+        <w:lastRenderedPageBreak/>
         <w:t>За Богом бережений народ наш, за правління і все військо Господеві помолімся.</w:t>
       </w:r>
     </w:p>
@@ -9087,7 +9158,7 @@
     </w:p>
     <w:p>
       <w:pPr>
-        <w:pStyle w:val="Heading3"/>
+        <w:pStyle w:val="3"/>
         <w:spacing w:before="0" w:after="120"/>
         <w:jc w:val="center"/>
         <w:rPr>
@@ -9102,7 +9173,6 @@
           <w:b/>
           <w:i/>
           <w:color w:val="FF0000"/>
-          <w:sz w:val="24"/>
         </w:rPr>
         <w:t>Бог Господь...</w:t>
       </w:r>
@@ -9111,7 +9181,6 @@
           <w:rFonts w:ascii="Times New Roman" w:eastAsia="Times New Roman" w:hAnsi="Times New Roman" w:cs="Times New Roman"/>
           <w:i/>
           <w:color w:val="FF0000"/>
-          <w:sz w:val="24"/>
         </w:rPr>
         <w:t xml:space="preserve"> (Пс. 117) на глас 2:</w:t>
       </w:r>
@@ -9309,16 +9378,25 @@
     </w:p>
     <w:p>
       <w:pPr>
-        <w:spacing w:after="120"/>
-        <w:jc w:val="both"/>
-        <w:rPr>
-          <w:rFonts w:ascii="Times New Roman" w:hAnsi="Times New Roman" w:cs="Times New Roman"/>
-          <w:i/>
-          <w:color w:val="FF0000"/>
-          <w:sz w:val="24"/>
-          <w:szCs w:val="24"/>
-        </w:rPr>
-      </w:pPr>
+        <w:pStyle w:val="3"/>
+        <w:spacing w:before="0" w:after="120"/>
+        <w:jc w:val="center"/>
+        <w:rPr>
+          <w:rFonts w:ascii="Times New Roman" w:eastAsia="Times New Roman" w:hAnsi="Times New Roman" w:cs="Times New Roman"/>
+          <w:b/>
+          <w:i/>
+          <w:color w:val="FF0000"/>
+        </w:rPr>
+      </w:pPr>
+      <w:r>
+        <w:rPr>
+          <w:rFonts w:ascii="Times New Roman" w:eastAsia="Times New Roman" w:hAnsi="Times New Roman" w:cs="Times New Roman"/>
+          <w:b/>
+          <w:i/>
+          <w:color w:val="FF0000"/>
+        </w:rPr>
+        <w:t>Тропарі</w:t>
+      </w:r>
     </w:p>
     <w:p>
       <w:pPr>
@@ -9404,6 +9482,7 @@
           <w:sz w:val="24"/>
           <w:szCs w:val="24"/>
         </w:rPr>
+        <w:lastRenderedPageBreak/>
         <w:t>Слава:</w:t>
       </w:r>
       <w:r>
@@ -9494,7 +9573,7 @@
     </w:p>
     <w:p>
       <w:pPr>
-        <w:pStyle w:val="Heading3"/>
+        <w:pStyle w:val="3"/>
         <w:spacing w:before="0" w:after="120"/>
         <w:jc w:val="center"/>
         <w:rPr>
@@ -9509,7 +9588,6 @@
           <w:b/>
           <w:i/>
           <w:color w:val="FF0000"/>
-          <w:sz w:val="24"/>
         </w:rPr>
         <w:t>Мала єктенія</w:t>
       </w:r>
@@ -9694,7 +9772,7 @@
     </w:p>
     <w:p>
       <w:pPr>
-        <w:pStyle w:val="Heading3"/>
+        <w:pStyle w:val="3"/>
         <w:spacing w:before="0" w:after="120"/>
         <w:jc w:val="center"/>
         <w:rPr>
@@ -9710,7 +9788,6 @@
           <w:b/>
           <w:i/>
           <w:color w:val="FF0000"/>
-          <w:sz w:val="24"/>
         </w:rPr>
         <w:t>Перший сідальний</w:t>
       </w:r>
@@ -9778,7 +9855,7 @@
     </w:p>
     <w:p>
       <w:pPr>
-        <w:pStyle w:val="Heading3"/>
+        <w:pStyle w:val="3"/>
         <w:spacing w:before="0" w:after="120"/>
         <w:jc w:val="center"/>
         <w:rPr>
@@ -9793,7 +9870,6 @@
           <w:b/>
           <w:i/>
           <w:color w:val="FF0000"/>
-          <w:sz w:val="24"/>
         </w:rPr>
         <w:t>Мала єктенія</w:t>
       </w:r>
@@ -9920,7 +9996,17 @@
           <w:szCs w:val="24"/>
           <w:u w:val="single"/>
         </w:rPr>
-        <w:t>[Боже й Отче Господа нашого Ісуса Христа! Ти підніс нас з постелі нашої і зібрав на годину молитви. Дай нам ласку відкрити уста наші і прийми наші подяки, що в наших силах, і навчи нас установ твоїх. Бо молитися як слід не вміємо, якщо ти, Господи, святим твоїм Духом не навчиш нас. Тому молимося тобі: Даруй і прости, якщо ми згрішили аж дотеперішньої години словом або ділом, або думкою, добровільно або недобровільно. Бо коли на провини будеш дивитися, Господи, Господи, то хто встоїться, бо в тебе є прощення. Ти один святий, допоміжник сильний, захисник життя нашого, і тебе ми завжди оспівуватимемо.]</w:t>
+        <w:t xml:space="preserve">[Боже й Отче Господа нашого Ісуса Христа! Ти підніс нас з постелі нашої і зібрав на годину молитви. Дай нам ласку відкрити уста наші і прийми наші подяки, що в наших силах, і навчи нас установ твоїх. Бо молитися як слід не вміємо, якщо ти, Господи, святим </w:t>
+      </w:r>
+      <w:r>
+        <w:rPr>
+          <w:rFonts w:ascii="Times New Roman" w:hAnsi="Times New Roman" w:cs="Times New Roman"/>
+          <w:sz w:val="24"/>
+          <w:szCs w:val="24"/>
+          <w:u w:val="single"/>
+        </w:rPr>
+        <w:lastRenderedPageBreak/>
+        <w:t>твоїм Духом не навчиш нас. Тому молимося тобі: Даруй і прости, якщо ми згрішили аж дотеперішньої години словом або ділом, або думкою, добровільно або недобровільно. Бо коли на провини будеш дивитися, Господи, Господи, то хто встоїться, бо в тебе є прощення. Ти один святий, допоміжник сильний, захисник життя нашого, і тебе ми завжди оспівуватимемо.]</w:t>
       </w:r>
     </w:p>
     <w:p>
@@ -9985,7 +10071,7 @@
     </w:p>
     <w:p>
       <w:pPr>
-        <w:pStyle w:val="Heading3"/>
+        <w:pStyle w:val="3"/>
         <w:spacing w:before="0" w:after="120"/>
         <w:jc w:val="center"/>
         <w:rPr>
@@ -10001,7 +10087,6 @@
           <w:b/>
           <w:i/>
           <w:color w:val="FF0000"/>
-          <w:sz w:val="24"/>
         </w:rPr>
         <w:t>Другий сідальний</w:t>
       </w:r>
@@ -10089,7 +10174,7 @@
     </w:p>
     <w:p>
       <w:pPr>
-        <w:pStyle w:val="Heading3"/>
+        <w:pStyle w:val="3"/>
         <w:spacing w:before="0" w:after="120"/>
         <w:jc w:val="center"/>
         <w:rPr>
@@ -10105,7 +10190,6 @@
           <w:b/>
           <w:i/>
           <w:color w:val="FF0000"/>
-          <w:sz w:val="24"/>
         </w:rPr>
         <w:t>Воскресіння Христове</w:t>
       </w:r>
@@ -10154,7 +10238,7 @@
     </w:p>
     <w:p>
       <w:pPr>
-        <w:pStyle w:val="Heading3"/>
+        <w:pStyle w:val="3"/>
         <w:spacing w:before="0" w:after="120"/>
         <w:jc w:val="center"/>
         <w:rPr>
@@ -10170,7 +10254,6 @@
           <w:b/>
           <w:i/>
           <w:color w:val="FF0000"/>
-          <w:sz w:val="24"/>
         </w:rPr>
         <w:t>Псалом 50</w:t>
       </w:r>
@@ -10457,6 +10540,7 @@
           <w:sz w:val="24"/>
           <w:szCs w:val="24"/>
         </w:rPr>
+        <w:lastRenderedPageBreak/>
         <w:t>Визволь мене від вини крови, Боже, Боже спасіння мого,* і язик мій радісно прославить справедливість твою.</w:t>
       </w:r>
     </w:p>
@@ -10583,7 +10667,7 @@
     </w:p>
     <w:p>
       <w:pPr>
-        <w:pStyle w:val="Heading2"/>
+        <w:pStyle w:val="2"/>
         <w:spacing w:before="0" w:after="120"/>
         <w:jc w:val="center"/>
         <w:rPr>
@@ -11092,6 +11176,7 @@
           <w:sz w:val="24"/>
           <w:szCs w:val="24"/>
         </w:rPr>
+        <w:lastRenderedPageBreak/>
         <w:t>Стих:</w:t>
       </w:r>
       <w:r>
@@ -11208,7 +11293,7 @@
     </w:p>
     <w:p>
       <w:pPr>
-        <w:pStyle w:val="Heading3"/>
+        <w:pStyle w:val="3"/>
         <w:spacing w:before="0" w:after="120"/>
         <w:jc w:val="center"/>
         <w:rPr>
@@ -11223,7 +11308,6 @@
           <w:b/>
           <w:i/>
           <w:color w:val="FF0000"/>
-          <w:sz w:val="24"/>
         </w:rPr>
         <w:t>Мала єктенія</w:t>
       </w:r>
@@ -11343,7 +11427,7 @@
           <w:sz w:val="24"/>
           <w:u w:val="single"/>
         </w:rPr>
-        <w:t>[Господи, Боже наш, що сонну неміч забрав від нас і покликав нас візванням святим, щоб і вночі підносити руки наші і прославляти Тебе за спра</w:t>
+        <w:t>[Господи, Боже наш, що сонну неміч забрав від нас і покликав нас візванням святим, щоб і вночі підносити руки наші і п</w:t>
       </w:r>
       <w:r>
         <w:rPr>
@@ -11351,7 +11435,7 @@
           <w:sz w:val="24"/>
           <w:u w:val="single"/>
         </w:rPr>
-        <w:t>ведливі Твої присуди. Прийми благання наші, моління, визнавання, нічні служби і даруй нам, Боже, віру бездоганну, надію впевнену, любов нелицемірну. Благослови наші входи й виходи, вчинки, слова, діла й думки; і дай нам дочекатися початку дня, нам, що хвал</w:t>
+        <w:t>рославляти Тебе за справедливі Твої присуди. Прийми благання наші, моління, визнавання, нічні служби і даруй нам, Боже, віру бездоганну, надію впевнену, любов нелицемірну. Благослови наші входи й виходи, вчинки, слова, діла й думки; і дай нам дочекатися по</w:t>
       </w:r>
       <w:r>
         <w:rPr>
@@ -11359,7 +11443,7 @@
           <w:sz w:val="24"/>
           <w:u w:val="single"/>
         </w:rPr>
-        <w:t>ять й оспівують, і благословлять добрість Твоєї несказанної сили]</w:t>
+        <w:t>чатку дня, нам, що хвалять й оспівують, і благословлять добрість Твоєї несказанної сили]</w:t>
       </w:r>
     </w:p>
     <w:p>
@@ -11689,6 +11773,7 @@
           <w:sz w:val="24"/>
           <w:szCs w:val="24"/>
         </w:rPr>
+        <w:lastRenderedPageBreak/>
         <w:t xml:space="preserve">Слава: </w:t>
       </w:r>
       <w:r>
@@ -12440,6 +12525,7 @@
           <w:sz w:val="24"/>
           <w:szCs w:val="24"/>
         </w:rPr>
+        <w:lastRenderedPageBreak/>
         <w:t xml:space="preserve">І нині: </w:t>
       </w:r>
       <w:r>
@@ -12465,7 +12551,7 @@
     </w:p>
     <w:p>
       <w:pPr>
-        <w:pStyle w:val="Heading3"/>
+        <w:pStyle w:val="3"/>
         <w:spacing w:before="0" w:after="120"/>
         <w:jc w:val="center"/>
         <w:rPr>
@@ -12480,7 +12566,6 @@
           <w:b/>
           <w:i/>
           <w:color w:val="FF0000"/>
-          <w:sz w:val="24"/>
         </w:rPr>
         <w:t>Мала єктенія</w:t>
       </w:r>
@@ -12964,6 +13049,7 @@
           <w:sz w:val="24"/>
           <w:szCs w:val="24"/>
         </w:rPr>
+        <w:lastRenderedPageBreak/>
         <w:t xml:space="preserve">І нині: </w:t>
       </w:r>
       <w:r>
@@ -13181,7 +13267,7 @@
     </w:p>
     <w:p>
       <w:pPr>
-        <w:pStyle w:val="Heading3"/>
+        <w:pStyle w:val="3"/>
         <w:spacing w:before="0" w:after="120"/>
         <w:jc w:val="center"/>
         <w:rPr>
@@ -13197,7 +13283,6 @@
           <w:b/>
           <w:i/>
           <w:color w:val="FF0000"/>
-          <w:sz w:val="24"/>
         </w:rPr>
         <w:t>Пісня Богородиці</w:t>
       </w:r>
@@ -13583,6 +13668,7 @@
           <w:sz w:val="24"/>
           <w:szCs w:val="24"/>
         </w:rPr>
+        <w:lastRenderedPageBreak/>
         <w:t>Незважаючи на покладені печаті,* з гробу воскрес ти, Христе* - воскресіння всіх,* з'явився учням і повчив їх, кажучи:* Ідіть у світ і проповідуйте мою славу!</w:t>
       </w:r>
     </w:p>
@@ -13675,7 +13761,7 @@
     </w:p>
     <w:p>
       <w:pPr>
-        <w:pStyle w:val="Heading3"/>
+        <w:pStyle w:val="3"/>
         <w:spacing w:before="0" w:after="120"/>
         <w:jc w:val="center"/>
         <w:rPr>
@@ -13690,7 +13776,6 @@
           <w:b/>
           <w:i/>
           <w:color w:val="FF0000"/>
-          <w:sz w:val="24"/>
         </w:rPr>
         <w:t>Мала єктенія</w:t>
       </w:r>
@@ -13810,7 +13895,7 @@
           <w:sz w:val="24"/>
           <w:u w:val="single"/>
         </w:rPr>
-        <w:t>[Боже, Боже наш! Ти сотворив розумні й духовні сили Своєю волею. Тебе просимо й Тобі молимося: Прийми наші посильні величання з усіма Твоїми творіннями і збагати щедрими даруваннями Твоєї ласки. Бо перед Тобою згинається всяке коліно: на небі, на землі й п</w:t>
+        <w:t>[Боже, Боже наш! Ти сотворив розумні й духовні сили Своєю волею. Тебе просимо й Тобі молимося: Прийми наші посильні величання з усіма Твоїми творіннями і збагати щедрими даруваннями Твоєї ласки. Бо перед Тобою зг</w:t>
       </w:r>
       <w:r>
         <w:rPr>
@@ -13818,7 +13903,7 @@
           <w:sz w:val="24"/>
           <w:u w:val="single"/>
         </w:rPr>
-        <w:t>ід землею, і все, що живе, і все створіння оспівує неосяжну Твою славу, бо Ти Бог правдивий і вельми милостивий.]</w:t>
+        <w:t>инається всяке коліно: на небі, на землі й під землею, і все, що живе, і все створіння оспівує неосяжну Твою славу, бо Ти Бог правдивий і вельми милостивий.]</w:t>
       </w:r>
     </w:p>
     <w:p>
@@ -13911,7 +13996,7 @@
     </w:p>
     <w:p>
       <w:pPr>
-        <w:pStyle w:val="Heading3"/>
+        <w:pStyle w:val="3"/>
         <w:spacing w:before="0" w:after="120"/>
         <w:jc w:val="center"/>
         <w:rPr>
@@ -13925,7 +14010,6 @@
           <w:b/>
           <w:i/>
           <w:color w:val="FF0000"/>
-          <w:sz w:val="24"/>
         </w:rPr>
         <w:t>Світильний</w:t>
       </w:r>
@@ -13934,7 +14018,6 @@
           <w:rFonts w:ascii="Times New Roman" w:eastAsia="Times New Roman" w:hAnsi="Times New Roman" w:cs="Times New Roman"/>
           <w:i/>
           <w:color w:val="FF0000"/>
-          <w:sz w:val="24"/>
         </w:rPr>
         <w:t>:</w:t>
       </w:r>
@@ -14003,7 +14086,7 @@
     </w:p>
     <w:p>
       <w:pPr>
-        <w:pStyle w:val="Heading2"/>
+        <w:pStyle w:val="2"/>
         <w:spacing w:before="0" w:after="120"/>
         <w:jc w:val="center"/>
         <w:rPr>
@@ -14182,6 +14265,7 @@
           <w:sz w:val="24"/>
           <w:szCs w:val="24"/>
         </w:rPr>
+        <w:lastRenderedPageBreak/>
         <w:t>Хваліте Господа з землі,* кити і всі морські безодні;</w:t>
       </w:r>
     </w:p>
@@ -14647,7 +14731,7 @@
     </w:p>
     <w:p>
       <w:pPr>
-        <w:pStyle w:val="Heading3"/>
+        <w:pStyle w:val="3"/>
         <w:spacing w:before="0" w:after="120"/>
         <w:jc w:val="center"/>
         <w:rPr>
@@ -14663,7 +14747,6 @@
           <w:b/>
           <w:i/>
           <w:color w:val="FF0000"/>
-          <w:sz w:val="24"/>
         </w:rPr>
         <w:t>Мале славослов'я</w:t>
       </w:r>
@@ -14769,6 +14852,7 @@
           <w:sz w:val="24"/>
           <w:szCs w:val="24"/>
         </w:rPr>
+        <w:lastRenderedPageBreak/>
         <w:t>Хвалимо тебе, благословимо тебе, кланяємось тобі,* славимо тебе, дякуємо тобі заради великої твоєї слави.</w:t>
       </w:r>
     </w:p>
@@ -15184,7 +15268,7 @@
     </w:p>
     <w:p>
       <w:pPr>
-        <w:pStyle w:val="Heading3"/>
+        <w:pStyle w:val="3"/>
         <w:spacing w:before="0" w:after="120"/>
         <w:jc w:val="center"/>
         <w:rPr>
@@ -15200,7 +15284,6 @@
           <w:b/>
           <w:i/>
           <w:color w:val="FF0000"/>
-          <w:sz w:val="24"/>
         </w:rPr>
         <w:t>Прохальна єктенія:</w:t>
       </w:r>
@@ -15425,6 +15508,7 @@
           <w:color w:val="FF4400"/>
           <w:sz w:val="24"/>
         </w:rPr>
+        <w:lastRenderedPageBreak/>
         <w:t>Вірні:</w:t>
       </w:r>
       <w:r>
@@ -15859,7 +15943,7 @@
     </w:p>
     <w:p>
       <w:pPr>
-        <w:pStyle w:val="Heading2"/>
+        <w:pStyle w:val="2"/>
         <w:spacing w:before="0" w:after="120"/>
         <w:jc w:val="center"/>
         <w:rPr>
@@ -16037,6 +16121,7 @@
           <w:sz w:val="24"/>
           <w:szCs w:val="24"/>
         </w:rPr>
+        <w:lastRenderedPageBreak/>
         <w:t>Пасху чесну і святу Христос нам осяяв.* Прийдіть, усі вірні,* і просвітім наші душі,* бо ось настав день,* в якому нам треба радіти і веселитися.</w:t>
       </w:r>
     </w:p>
@@ -16335,7 +16420,7 @@
     </w:p>
     <w:p>
       <w:pPr>
-        <w:pStyle w:val="Heading3"/>
+        <w:pStyle w:val="3"/>
         <w:spacing w:before="0" w:after="120"/>
         <w:jc w:val="center"/>
         <w:rPr>
@@ -16351,7 +16436,6 @@
           <w:b/>
           <w:i/>
           <w:color w:val="FF0000"/>
-          <w:sz w:val="24"/>
         </w:rPr>
         <w:t>Тропарі</w:t>
       </w:r>
@@ -16512,7 +16596,7 @@
     </w:p>
     <w:p>
       <w:pPr>
-        <w:pStyle w:val="Heading3"/>
+        <w:pStyle w:val="3"/>
         <w:spacing w:before="0" w:after="120"/>
         <w:jc w:val="center"/>
         <w:rPr>
@@ -16527,7 +16611,6 @@
           <w:b/>
           <w:i/>
           <w:color w:val="FF0000"/>
-          <w:sz w:val="24"/>
         </w:rPr>
         <w:t>Єктенія усильного благання</w:t>
       </w:r>
@@ -16536,7 +16619,6 @@
           <w:rFonts w:ascii="Times New Roman" w:eastAsia="Times New Roman" w:hAnsi="Times New Roman" w:cs="Times New Roman"/>
           <w:b/>
           <w:color w:val="FF0000"/>
-          <w:sz w:val="24"/>
         </w:rPr>
         <w:t>:</w:t>
       </w:r>
@@ -16654,6 +16736,7 @@
           <w:color w:val="FF4400"/>
           <w:sz w:val="24"/>
         </w:rPr>
+        <w:lastRenderedPageBreak/>
         <w:t>Вірні:</w:t>
       </w:r>
       <w:r>
@@ -16820,7 +16903,7 @@
     </w:p>
     <w:p>
       <w:pPr>
-        <w:pStyle w:val="Heading2"/>
+        <w:pStyle w:val="2"/>
         <w:spacing w:before="0" w:after="120"/>
         <w:jc w:val="center"/>
         <w:rPr>
@@ -17637,7 +17720,7 @@
     <w:lsdException w:name="Unresolved Mention" w:semiHidden="1" w:unhideWhenUsed="1"/>
     <w:lsdException w:name="Smart Link" w:semiHidden="1" w:unhideWhenUsed="1"/>
   </w:latentStyles>
-  <w:style w:type="paragraph" w:default="1" w:styleId="Normal">
+  <w:style w:type="paragraph" w:default="1" w:styleId="a">
     <w:name w:val="Normal"/>
     <w:qFormat/>
     <w:rsid w:val="00F536D8"/>
@@ -17646,11 +17729,11 @@
       <w:sz w:val="36"/>
     </w:rPr>
   </w:style>
-  <w:style w:type="paragraph" w:styleId="Heading1">
+  <w:style w:type="paragraph" w:styleId="1">
     <w:name w:val="heading 1"/>
-    <w:basedOn w:val="Normal"/>
-    <w:next w:val="Normal"/>
-    <w:link w:val="Heading1Char"/>
+    <w:basedOn w:val="a"/>
+    <w:next w:val="a"/>
+    <w:link w:val="10"/>
     <w:uiPriority w:val="9"/>
     <w:qFormat/>
     <w:rsid w:val="00F536D8"/>
@@ -17666,11 +17749,11 @@
       <w:szCs w:val="24"/>
     </w:rPr>
   </w:style>
-  <w:style w:type="paragraph" w:styleId="Heading2">
+  <w:style w:type="paragraph" w:styleId="2">
     <w:name w:val="heading 2"/>
-    <w:basedOn w:val="Normal"/>
-    <w:next w:val="Normal"/>
-    <w:link w:val="Heading2Char"/>
+    <w:basedOn w:val="a"/>
+    <w:next w:val="a"/>
+    <w:link w:val="20"/>
     <w:uiPriority w:val="9"/>
     <w:unhideWhenUsed/>
     <w:qFormat/>
@@ -17688,11 +17771,11 @@
       <w:szCs w:val="26"/>
     </w:rPr>
   </w:style>
-  <w:style w:type="paragraph" w:styleId="Heading3">
+  <w:style w:type="paragraph" w:styleId="3">
     <w:name w:val="heading 3"/>
-    <w:basedOn w:val="Normal"/>
-    <w:next w:val="Normal"/>
-    <w:link w:val="Heading3Char"/>
+    <w:basedOn w:val="a"/>
+    <w:next w:val="a"/>
+    <w:link w:val="30"/>
     <w:uiPriority w:val="9"/>
     <w:unhideWhenUsed/>
     <w:qFormat/>
@@ -17710,10 +17793,10 @@
       <w:szCs w:val="24"/>
     </w:rPr>
   </w:style>
-  <w:style w:type="paragraph" w:styleId="Heading4">
+  <w:style w:type="paragraph" w:styleId="4">
     <w:name w:val="heading 4"/>
-    <w:basedOn w:val="Normal"/>
-    <w:next w:val="Normal"/>
+    <w:basedOn w:val="a"/>
+    <w:next w:val="a"/>
     <w:uiPriority w:val="9"/>
     <w:semiHidden/>
     <w:unhideWhenUsed/>
@@ -17730,10 +17813,10 @@
       <w:szCs w:val="24"/>
     </w:rPr>
   </w:style>
-  <w:style w:type="paragraph" w:styleId="Heading5">
+  <w:style w:type="paragraph" w:styleId="5">
     <w:name w:val="heading 5"/>
-    <w:basedOn w:val="Normal"/>
-    <w:next w:val="Normal"/>
+    <w:basedOn w:val="a"/>
+    <w:next w:val="a"/>
     <w:uiPriority w:val="9"/>
     <w:semiHidden/>
     <w:unhideWhenUsed/>
@@ -17750,10 +17833,10 @@
       <w:szCs w:val="22"/>
     </w:rPr>
   </w:style>
-  <w:style w:type="paragraph" w:styleId="Heading6">
+  <w:style w:type="paragraph" w:styleId="6">
     <w:name w:val="heading 6"/>
-    <w:basedOn w:val="Normal"/>
-    <w:next w:val="Normal"/>
+    <w:basedOn w:val="a"/>
+    <w:next w:val="a"/>
     <w:uiPriority w:val="9"/>
     <w:semiHidden/>
     <w:unhideWhenUsed/>
@@ -17769,13 +17852,13 @@
       <w:sz w:val="20"/>
     </w:rPr>
   </w:style>
-  <w:style w:type="character" w:default="1" w:styleId="DefaultParagraphFont">
+  <w:style w:type="character" w:default="1" w:styleId="a0">
     <w:name w:val="Default Paragraph Font"/>
     <w:uiPriority w:val="1"/>
     <w:semiHidden/>
     <w:unhideWhenUsed/>
   </w:style>
-  <w:style w:type="table" w:default="1" w:styleId="TableNormal">
+  <w:style w:type="table" w:default="1" w:styleId="a1">
     <w:name w:val="Normal Table"/>
     <w:uiPriority w:val="99"/>
     <w:semiHidden/>
@@ -17790,16 +17873,16 @@
       </w:tblCellMar>
     </w:tblPr>
   </w:style>
-  <w:style w:type="numbering" w:default="1" w:styleId="NoList">
+  <w:style w:type="numbering" w:default="1" w:styleId="a2">
     <w:name w:val="No List"/>
     <w:uiPriority w:val="99"/>
     <w:semiHidden/>
     <w:unhideWhenUsed/>
   </w:style>
-  <w:style w:type="paragraph" w:styleId="Title">
+  <w:style w:type="paragraph" w:styleId="a3">
     <w:name w:val="Title"/>
-    <w:basedOn w:val="Normal"/>
-    <w:next w:val="Normal"/>
+    <w:basedOn w:val="a"/>
+    <w:next w:val="a"/>
     <w:uiPriority w:val="10"/>
     <w:qFormat/>
     <w:pPr>
@@ -17813,9 +17896,9 @@
       <w:szCs w:val="72"/>
     </w:rPr>
   </w:style>
-  <w:style w:type="character" w:customStyle="1" w:styleId="Heading1Char">
-    <w:name w:val="Heading 1 Char"/>
-    <w:link w:val="Heading1"/>
+  <w:style w:type="character" w:customStyle="1" w:styleId="10">
+    <w:name w:val="Заголовок 1 Знак"/>
+    <w:link w:val="1"/>
     <w:uiPriority w:val="99"/>
     <w:locked/>
     <w:rsid w:val="00F536D8"/>
@@ -17827,9 +17910,9 @@
       <w:szCs w:val="24"/>
     </w:rPr>
   </w:style>
-  <w:style w:type="character" w:customStyle="1" w:styleId="Heading2Char">
-    <w:name w:val="Heading 2 Char"/>
-    <w:link w:val="Heading2"/>
+  <w:style w:type="character" w:customStyle="1" w:styleId="20">
+    <w:name w:val="Заголовок 2 Знак"/>
+    <w:link w:val="2"/>
     <w:uiPriority w:val="99"/>
     <w:locked/>
     <w:rsid w:val="00E36909"/>
@@ -17841,9 +17924,9 @@
       <w:lang w:val="en-US"/>
     </w:rPr>
   </w:style>
-  <w:style w:type="character" w:customStyle="1" w:styleId="Heading3Char">
-    <w:name w:val="Heading 3 Char"/>
-    <w:link w:val="Heading3"/>
+  <w:style w:type="character" w:customStyle="1" w:styleId="30">
+    <w:name w:val="Заголовок 3 Знак"/>
+    <w:link w:val="3"/>
     <w:uiPriority w:val="99"/>
     <w:semiHidden/>
     <w:locked/>
@@ -17856,10 +17939,10 @@
       <w:lang w:val="en-US"/>
     </w:rPr>
   </w:style>
-  <w:style w:type="paragraph" w:styleId="DocumentMap">
+  <w:style w:type="paragraph" w:styleId="a4">
     <w:name w:val="Document Map"/>
-    <w:basedOn w:val="Normal"/>
-    <w:link w:val="DocumentMapChar"/>
+    <w:basedOn w:val="a"/>
+    <w:link w:val="a5"/>
     <w:uiPriority w:val="99"/>
     <w:semiHidden/>
     <w:rsid w:val="00BE02F8"/>
@@ -17869,9 +17952,9 @@
       <w:szCs w:val="24"/>
     </w:rPr>
   </w:style>
-  <w:style w:type="character" w:customStyle="1" w:styleId="DocumentMapChar">
-    <w:name w:val="Document Map Char"/>
-    <w:link w:val="DocumentMap"/>
+  <w:style w:type="character" w:customStyle="1" w:styleId="a5">
+    <w:name w:val="Схема документа Знак"/>
+    <w:link w:val="a4"/>
     <w:uiPriority w:val="99"/>
     <w:semiHidden/>
     <w:locked/>
@@ -17895,10 +17978,10 @@
       <w:szCs w:val="36"/>
     </w:rPr>
   </w:style>
-  <w:style w:type="paragraph" w:styleId="Subtitle">
+  <w:style w:type="paragraph" w:styleId="a6">
     <w:name w:val="Subtitle"/>
-    <w:basedOn w:val="Normal"/>
-    <w:next w:val="Normal"/>
+    <w:basedOn w:val="a"/>
+    <w:next w:val="a"/>
     <w:uiPriority w:val="11"/>
     <w:qFormat/>
     <w:pPr>
